--- a/Dev Logs.docx
+++ b/Dev Logs.docx
@@ -343,31 +343,30 @@
         </w:rPr>
         <w:t>Week 4</w:t>
       </w:r>
-    </w:p>
-    <w:p>
-      <w:pPr>
-        <w:rPr>
-          <w:lang w:val="en-US"/>
-        </w:rPr>
-      </w:pPr>
-      <w:r>
-        <w:rPr>
-          <w:lang w:val="en-US"/>
-        </w:rPr>
-        <w:t>Production</w:t>
-      </w:r>
-    </w:p>
-    <w:p>
-      <w:pPr>
-        <w:rPr>
-          <w:lang w:val="en-US"/>
-        </w:rPr>
-      </w:pPr>
-      <w:r>
-        <w:rPr>
-          <w:lang w:val="en-US"/>
-        </w:rPr>
-        <w:t>Added underground generation</w:t>
+      <w:r>
+        <w:rPr>
+          <w:lang w:val="en-US"/>
+        </w:rPr>
+        <w:t xml:space="preserve"> ~ 8 hours</w:t>
+      </w:r>
+    </w:p>
+    <w:p>
+      <w:pPr>
+        <w:rPr>
+          <w:lang w:val="en-US"/>
+        </w:rPr>
+      </w:pPr>
+      <w:r>
+        <w:rPr>
+          <w:lang w:val="en-US"/>
+        </w:rPr>
+        <w:t>U</w:t>
+      </w:r>
+      <w:r>
+        <w:rPr>
+          <w:lang w:val="en-US"/>
+        </w:rPr>
+        <w:t>nderground generation</w:t>
       </w:r>
     </w:p>
     <w:p>
@@ -430,6 +429,25 @@
         </w:rPr>
         <w:t>Week 5</w:t>
       </w:r>
+      <w:r>
+        <w:rPr>
+          <w:lang w:val="en-US"/>
+        </w:rPr>
+        <w:t xml:space="preserve"> ~ 5 h 30 min</w:t>
+      </w:r>
+    </w:p>
+    <w:p>
+      <w:pPr>
+        <w:rPr>
+          <w:lang w:val="en-US"/>
+        </w:rPr>
+      </w:pPr>
+      <w:r>
+        <w:rPr>
+          <w:lang w:val="en-US"/>
+        </w:rPr>
+        <w:t>Cave generation</w:t>
+      </w:r>
     </w:p>
     <w:p>
       <w:pPr>
@@ -492,6 +510,25 @@
         <w:lastRenderedPageBreak/>
         <w:t>Week 6</w:t>
       </w:r>
+      <w:r>
+        <w:rPr>
+          <w:lang w:val="en-US"/>
+        </w:rPr>
+        <w:t xml:space="preserve"> ~ 6 hours</w:t>
+      </w:r>
+    </w:p>
+    <w:p>
+      <w:pPr>
+        <w:rPr>
+          <w:lang w:val="en-US"/>
+        </w:rPr>
+      </w:pPr>
+      <w:r>
+        <w:rPr>
+          <w:lang w:val="en-US"/>
+        </w:rPr>
+        <w:t>Tunnel generation and improving caves</w:t>
+      </w:r>
     </w:p>
     <w:p>
       <w:pPr>
@@ -553,6 +590,25 @@
         </w:rPr>
         <w:t>Week 7</w:t>
       </w:r>
+      <w:r>
+        <w:rPr>
+          <w:lang w:val="en-US"/>
+        </w:rPr>
+        <w:t xml:space="preserve"> ~ 2 hours</w:t>
+      </w:r>
+    </w:p>
+    <w:p>
+      <w:pPr>
+        <w:rPr>
+          <w:lang w:val="en-US"/>
+        </w:rPr>
+      </w:pPr>
+      <w:r>
+        <w:rPr>
+          <w:lang w:val="en-US"/>
+        </w:rPr>
+        <w:t>Ore Generation</w:t>
+      </w:r>
     </w:p>
     <w:p>
       <w:pPr>
@@ -627,6 +683,38 @@
         </w:rPr>
         <w:t>Week 8</w:t>
       </w:r>
+      <w:r>
+        <w:rPr>
+          <w:lang w:val="en-US"/>
+        </w:rPr>
+        <w:t xml:space="preserve"> ~ 5 hours</w:t>
+      </w:r>
+    </w:p>
+    <w:p>
+      <w:pPr>
+        <w:rPr>
+          <w:lang w:val="en-US"/>
+        </w:rPr>
+      </w:pPr>
+      <w:r>
+        <w:rPr>
+          <w:lang w:val="en-US"/>
+        </w:rPr>
+        <w:t>Improving Ore generation</w:t>
+      </w:r>
+    </w:p>
+    <w:p>
+      <w:pPr>
+        <w:rPr>
+          <w:lang w:val="en-US"/>
+        </w:rPr>
+      </w:pPr>
+      <w:r>
+        <w:rPr>
+          <w:lang w:val="en-US"/>
+        </w:rPr>
+        <w:t>Getting ready for testing by cleaning up code</w:t>
+      </w:r>
     </w:p>
     <w:p>
       <w:pPr>
@@ -725,15 +813,12 @@
     <w:p>
       <w:pPr>
         <w:rPr>
-          <w:rFonts w:asciiTheme="majorHAnsi" w:eastAsiaTheme="majorEastAsia" w:hAnsiTheme="majorHAnsi" w:cstheme="majorBidi"/>
-          <w:color w:val="0F4761" w:themeColor="accent1" w:themeShade="BF"/>
-          <w:sz w:val="40"/>
-          <w:szCs w:val="40"/>
-          <w:lang w:val="en-US"/>
-        </w:rPr>
-      </w:pPr>
-      <w:r>
-        <w:rPr>
+          <w:lang w:val="en-US"/>
+        </w:rPr>
+      </w:pPr>
+      <w:r>
+        <w:rPr>
+          <w:noProof/>
           <w:lang w:val="en-US"/>
         </w:rPr>
         <w:drawing>
@@ -772,6 +857,468 @@
           </wp:inline>
         </w:drawing>
       </w:r>
+    </w:p>
+    <w:p>
+      <w:pPr>
+        <w:rPr>
+          <w:lang w:val="en-US"/>
+        </w:rPr>
+      </w:pPr>
+      <w:r>
+        <w:rPr>
+          <w:lang w:val="en-US"/>
+        </w:rPr>
+        <w:t>Week 10</w:t>
+      </w:r>
+    </w:p>
+    <w:p>
+      <w:pPr>
+        <w:rPr>
+          <w:lang w:val="en-US"/>
+        </w:rPr>
+      </w:pPr>
+      <w:r>
+        <w:rPr>
+          <w:noProof/>
+          <w:lang w:val="en-US"/>
+        </w:rPr>
+        <w:drawing>
+          <wp:inline distT="0" distB="0" distL="0" distR="0" wp14:anchorId="2EBEE20A" wp14:editId="62DA5516">
+            <wp:extent cx="5731510" cy="1377950"/>
+            <wp:effectExtent l="0" t="0" r="2540" b="0"/>
+            <wp:docPr id="869957945" name="Picture 1" descr="A white and grey striped wall&#10;&#10;AI-generated content may be incorrect."/>
+            <wp:cNvGraphicFramePr>
+              <a:graphicFrameLocks xmlns:a="http://schemas.openxmlformats.org/drawingml/2006/main" noChangeAspect="1"/>
+            </wp:cNvGraphicFramePr>
+            <a:graphic xmlns:a="http://schemas.openxmlformats.org/drawingml/2006/main">
+              <a:graphicData uri="http://schemas.openxmlformats.org/drawingml/2006/picture">
+                <pic:pic xmlns:pic="http://schemas.openxmlformats.org/drawingml/2006/picture">
+                  <pic:nvPicPr>
+                    <pic:cNvPr id="869957945" name="Picture 1" descr="A white and grey striped wall&#10;&#10;AI-generated content may be incorrect."/>
+                    <pic:cNvPicPr/>
+                  </pic:nvPicPr>
+                  <pic:blipFill>
+                    <a:blip r:embed="rId14"/>
+                    <a:stretch>
+                      <a:fillRect/>
+                    </a:stretch>
+                  </pic:blipFill>
+                  <pic:spPr>
+                    <a:xfrm>
+                      <a:off x="0" y="0"/>
+                      <a:ext cx="5731510" cy="1377950"/>
+                    </a:xfrm>
+                    <a:prstGeom prst="rect">
+                      <a:avLst/>
+                    </a:prstGeom>
+                  </pic:spPr>
+                </pic:pic>
+              </a:graphicData>
+            </a:graphic>
+          </wp:inline>
+        </w:drawing>
+      </w:r>
+    </w:p>
+    <w:p>
+      <w:pPr>
+        <w:rPr>
+          <w:lang w:val="en-US"/>
+        </w:rPr>
+      </w:pPr>
+      <w:r>
+        <w:rPr>
+          <w:lang w:val="en-US"/>
+        </w:rPr>
+        <w:t>Week 11</w:t>
+      </w:r>
+    </w:p>
+    <w:p>
+      <w:pPr>
+        <w:rPr>
+          <w:lang w:val="en-US"/>
+        </w:rPr>
+      </w:pPr>
+      <w:r>
+        <w:rPr>
+          <w:noProof/>
+          <w:lang w:val="en-US"/>
+        </w:rPr>
+        <w:drawing>
+          <wp:inline distT="0" distB="0" distL="0" distR="0" wp14:anchorId="536F2640" wp14:editId="118A2D0C">
+            <wp:extent cx="5731510" cy="1518920"/>
+            <wp:effectExtent l="0" t="0" r="2540" b="5080"/>
+            <wp:docPr id="753461025" name="Picture 1" descr="A white and grey striped background&#10;&#10;AI-generated content may be incorrect."/>
+            <wp:cNvGraphicFramePr>
+              <a:graphicFrameLocks xmlns:a="http://schemas.openxmlformats.org/drawingml/2006/main" noChangeAspect="1"/>
+            </wp:cNvGraphicFramePr>
+            <a:graphic xmlns:a="http://schemas.openxmlformats.org/drawingml/2006/main">
+              <a:graphicData uri="http://schemas.openxmlformats.org/drawingml/2006/picture">
+                <pic:pic xmlns:pic="http://schemas.openxmlformats.org/drawingml/2006/picture">
+                  <pic:nvPicPr>
+                    <pic:cNvPr id="753461025" name="Picture 1" descr="A white and grey striped background&#10;&#10;AI-generated content may be incorrect."/>
+                    <pic:cNvPicPr/>
+                  </pic:nvPicPr>
+                  <pic:blipFill>
+                    <a:blip r:embed="rId15"/>
+                    <a:stretch>
+                      <a:fillRect/>
+                    </a:stretch>
+                  </pic:blipFill>
+                  <pic:spPr>
+                    <a:xfrm>
+                      <a:off x="0" y="0"/>
+                      <a:ext cx="5731510" cy="1518920"/>
+                    </a:xfrm>
+                    <a:prstGeom prst="rect">
+                      <a:avLst/>
+                    </a:prstGeom>
+                  </pic:spPr>
+                </pic:pic>
+              </a:graphicData>
+            </a:graphic>
+          </wp:inline>
+        </w:drawing>
+      </w:r>
+    </w:p>
+    <w:p>
+      <w:pPr>
+        <w:pStyle w:val="Heading1"/>
+        <w:rPr>
+          <w:sz w:val="32"/>
+          <w:szCs w:val="32"/>
+          <w:lang w:val="en-US"/>
+        </w:rPr>
+      </w:pPr>
+      <w:r>
+        <w:rPr>
+          <w:sz w:val="32"/>
+          <w:szCs w:val="32"/>
+          <w:lang w:val="en-US"/>
+        </w:rPr>
+        <w:br w:type="column"/>
+      </w:r>
+      <w:r>
+        <w:rPr>
+          <w:sz w:val="32"/>
+          <w:szCs w:val="32"/>
+          <w:lang w:val="en-US"/>
+        </w:rPr>
+        <w:lastRenderedPageBreak/>
+        <w:t>Weekly Evidence</w:t>
+      </w:r>
+    </w:p>
+    <w:p>
+      <w:pPr>
+        <w:rPr>
+          <w:lang w:val="en-US"/>
+        </w:rPr>
+      </w:pPr>
+      <w:r>
+        <w:rPr>
+          <w:lang w:val="en-US"/>
+        </w:rPr>
+        <w:t xml:space="preserve">For my </w:t>
+      </w:r>
+      <w:proofErr w:type="spellStart"/>
+      <w:r>
+        <w:rPr>
+          <w:lang w:val="en-US"/>
+        </w:rPr>
+        <w:t>devlogs</w:t>
+      </w:r>
+      <w:proofErr w:type="spellEnd"/>
+      <w:r>
+        <w:rPr>
+          <w:lang w:val="en-US"/>
+        </w:rPr>
+        <w:t xml:space="preserve">, I have decided to just have them written down instead of recorded. For logging hours, I used some </w:t>
+      </w:r>
+      <w:proofErr w:type="spellStart"/>
+      <w:r>
+        <w:rPr>
+          <w:lang w:val="en-US"/>
+        </w:rPr>
+        <w:t>Clockify</w:t>
+      </w:r>
+      <w:proofErr w:type="spellEnd"/>
+      <w:r>
+        <w:rPr>
+          <w:lang w:val="en-US"/>
+        </w:rPr>
+        <w:t xml:space="preserve"> screenshots as proof and Trello for task completion.</w:t>
+      </w:r>
+    </w:p>
+    <w:p>
+      <w:pPr>
+        <w:rPr>
+          <w:lang w:val="en-US"/>
+        </w:rPr>
+      </w:pPr>
+      <w:r>
+        <w:rPr>
+          <w:lang w:val="en-US"/>
+        </w:rPr>
+        <w:t>To begin with, the first three weeks were mainly just research and planning documentation, so I will quickly skim over what I had done during the planning stage.</w:t>
+      </w:r>
+    </w:p>
+    <w:p>
+      <w:pPr>
+        <w:rPr>
+          <w:lang w:val="en-US"/>
+        </w:rPr>
+      </w:pPr>
+    </w:p>
+    <w:p>
+      <w:pPr>
+        <w:pStyle w:val="Heading2"/>
+        <w:rPr>
+          <w:lang w:val="en-US"/>
+        </w:rPr>
+      </w:pPr>
+      <w:r>
+        <w:rPr>
+          <w:lang w:val="en-US"/>
+        </w:rPr>
+        <w:t xml:space="preserve">Planning Stage </w:t>
+      </w:r>
+      <w:r>
+        <w:rPr>
+          <w:lang w:val="en-US"/>
+        </w:rPr>
+        <w:t>(</w:t>
+      </w:r>
+      <w:r>
+        <w:rPr>
+          <w:lang w:val="en-US"/>
+        </w:rPr>
+        <w:t>Weeks 1 – 3</w:t>
+      </w:r>
+      <w:r>
+        <w:rPr>
+          <w:lang w:val="en-US"/>
+        </w:rPr>
+        <w:t>)</w:t>
+      </w:r>
+      <w:r>
+        <w:rPr>
+          <w:lang w:val="en-US"/>
+        </w:rPr>
+        <w:t xml:space="preserve"> ~ 1</w:t>
+      </w:r>
+      <w:r>
+        <w:rPr>
+          <w:lang w:val="en-US"/>
+        </w:rPr>
+        <w:t>4</w:t>
+      </w:r>
+      <w:r>
+        <w:rPr>
+          <w:lang w:val="en-US"/>
+        </w:rPr>
+        <w:t xml:space="preserve">h </w:t>
+      </w:r>
+    </w:p>
+    <w:p>
+      <w:pPr>
+        <w:rPr>
+          <w:lang w:val="en-US"/>
+        </w:rPr>
+      </w:pPr>
+      <w:r>
+        <w:rPr>
+          <w:lang w:val="en-US"/>
+        </w:rPr>
+        <w:t xml:space="preserve">Apart from the necessary documentation regarding the planning of the project, I also researched noise algorithms, specifically Perlin Noise during this period and worked on a small demo of drawing tiles on a </w:t>
+      </w:r>
+      <w:proofErr w:type="spellStart"/>
+      <w:r>
+        <w:rPr>
+          <w:lang w:val="en-US"/>
+        </w:rPr>
+        <w:t>tilemap</w:t>
+      </w:r>
+      <w:proofErr w:type="spellEnd"/>
+      <w:r>
+        <w:rPr>
+          <w:lang w:val="en-US"/>
+        </w:rPr>
+        <w:t xml:space="preserve"> at runtime. This was done using the Perlin Noise in the third week.</w:t>
+      </w:r>
+    </w:p>
+    <w:p>
+      <w:pPr>
+        <w:rPr>
+          <w:lang w:val="en-US"/>
+        </w:rPr>
+      </w:pPr>
+      <w:r>
+        <w:rPr>
+          <w:lang w:val="en-US"/>
+        </w:rPr>
+        <w:t>Week 1 ~ 3 hours</w:t>
+      </w:r>
+    </w:p>
+    <w:p>
+      <w:pPr>
+        <w:rPr>
+          <w:lang w:val="en-US"/>
+        </w:rPr>
+      </w:pPr>
+      <w:r>
+        <w:rPr>
+          <w:lang w:val="en-US"/>
+        </w:rPr>
+        <w:t>Started some in-engine work after looking at some tutorials</w:t>
+      </w:r>
+    </w:p>
+    <w:p>
+      <w:pPr>
+        <w:rPr>
+          <w:lang w:val="en-US"/>
+        </w:rPr>
+      </w:pPr>
+      <w:r>
+        <w:rPr>
+          <w:lang w:val="en-US"/>
+        </w:rPr>
+        <w:t xml:space="preserve">Got </w:t>
+      </w:r>
+      <w:proofErr w:type="spellStart"/>
+      <w:r>
+        <w:rPr>
+          <w:lang w:val="en-US"/>
+        </w:rPr>
+        <w:t>tilemap</w:t>
+      </w:r>
+      <w:proofErr w:type="spellEnd"/>
+      <w:r>
+        <w:rPr>
+          <w:lang w:val="en-US"/>
+        </w:rPr>
+        <w:t xml:space="preserve"> tiles to display through code</w:t>
+      </w:r>
+    </w:p>
+    <w:p>
+      <w:pPr>
+        <w:rPr>
+          <w:lang w:val="en-US"/>
+        </w:rPr>
+      </w:pPr>
+      <w:r>
+        <w:rPr>
+          <w:noProof/>
+          <w:lang w:val="en-US"/>
+        </w:rPr>
+        <w:drawing>
+          <wp:inline distT="0" distB="0" distL="0" distR="0" wp14:anchorId="3458FD0D" wp14:editId="54F0B7BC">
+            <wp:extent cx="5731510" cy="1549400"/>
+            <wp:effectExtent l="0" t="0" r="2540" b="0"/>
+            <wp:docPr id="847954317" name="Picture 1" descr="A white and grey striped background&#10;&#10;Description automatically generated"/>
+            <wp:cNvGraphicFramePr>
+              <a:graphicFrameLocks xmlns:a="http://schemas.openxmlformats.org/drawingml/2006/main" noChangeAspect="1"/>
+            </wp:cNvGraphicFramePr>
+            <a:graphic xmlns:a="http://schemas.openxmlformats.org/drawingml/2006/main">
+              <a:graphicData uri="http://schemas.openxmlformats.org/drawingml/2006/picture">
+                <pic:pic xmlns:pic="http://schemas.openxmlformats.org/drawingml/2006/picture">
+                  <pic:nvPicPr>
+                    <pic:cNvPr id="447019501" name="Picture 1" descr="A white and grey striped background&#10;&#10;Description automatically generated"/>
+                    <pic:cNvPicPr/>
+                  </pic:nvPicPr>
+                  <pic:blipFill>
+                    <a:blip r:embed="rId5"/>
+                    <a:stretch>
+                      <a:fillRect/>
+                    </a:stretch>
+                  </pic:blipFill>
+                  <pic:spPr>
+                    <a:xfrm>
+                      <a:off x="0" y="0"/>
+                      <a:ext cx="5731510" cy="1549400"/>
+                    </a:xfrm>
+                    <a:prstGeom prst="rect">
+                      <a:avLst/>
+                    </a:prstGeom>
+                  </pic:spPr>
+                </pic:pic>
+              </a:graphicData>
+            </a:graphic>
+          </wp:inline>
+        </w:drawing>
+      </w:r>
+    </w:p>
+    <w:p>
+      <w:pPr>
+        <w:rPr>
+          <w:lang w:val="en-US"/>
+        </w:rPr>
+      </w:pPr>
+      <w:r>
+        <w:rPr>
+          <w:lang w:val="en-US"/>
+        </w:rPr>
+        <w:t>Week 2 ~ 6h 30 min</w:t>
+      </w:r>
+    </w:p>
+    <w:p>
+      <w:pPr>
+        <w:rPr>
+          <w:lang w:val="en-US"/>
+        </w:rPr>
+      </w:pPr>
+      <w:r>
+        <w:rPr>
+          <w:lang w:val="en-US"/>
+        </w:rPr>
+        <w:t>Back-end gen system generating grid positions and storing them in an array</w:t>
+      </w:r>
+    </w:p>
+    <w:p>
+      <w:pPr>
+        <w:rPr>
+          <w:lang w:val="en-US"/>
+        </w:rPr>
+      </w:pPr>
+      <w:r>
+        <w:rPr>
+          <w:noProof/>
+          <w:lang w:val="en-US"/>
+        </w:rPr>
+        <w:drawing>
+          <wp:inline distT="0" distB="0" distL="0" distR="0" wp14:anchorId="31C5833C" wp14:editId="014869C5">
+            <wp:extent cx="5731510" cy="2171700"/>
+            <wp:effectExtent l="0" t="0" r="2540" b="0"/>
+            <wp:docPr id="2073744026" name="Picture 1" descr="A screenshot of a computer&#10;&#10;Description automatically generated"/>
+            <wp:cNvGraphicFramePr>
+              <a:graphicFrameLocks xmlns:a="http://schemas.openxmlformats.org/drawingml/2006/main" noChangeAspect="1"/>
+            </wp:cNvGraphicFramePr>
+            <a:graphic xmlns:a="http://schemas.openxmlformats.org/drawingml/2006/main">
+              <a:graphicData uri="http://schemas.openxmlformats.org/drawingml/2006/picture">
+                <pic:pic xmlns:pic="http://schemas.openxmlformats.org/drawingml/2006/picture">
+                  <pic:nvPicPr>
+                    <pic:cNvPr id="1361474400" name="Picture 1" descr="A screenshot of a computer&#10;&#10;Description automatically generated"/>
+                    <pic:cNvPicPr/>
+                  </pic:nvPicPr>
+                  <pic:blipFill>
+                    <a:blip r:embed="rId6"/>
+                    <a:stretch>
+                      <a:fillRect/>
+                    </a:stretch>
+                  </pic:blipFill>
+                  <pic:spPr>
+                    <a:xfrm>
+                      <a:off x="0" y="0"/>
+                      <a:ext cx="5731510" cy="2171700"/>
+                    </a:xfrm>
+                    <a:prstGeom prst="rect">
+                      <a:avLst/>
+                    </a:prstGeom>
+                  </pic:spPr>
+                </pic:pic>
+              </a:graphicData>
+            </a:graphic>
+          </wp:inline>
+        </w:drawing>
+      </w:r>
       <w:r>
         <w:rPr>
           <w:lang w:val="en-US"/>
@@ -781,11 +1328,994 @@
     </w:p>
     <w:p>
       <w:pPr>
+        <w:rPr>
+          <w:lang w:val="en-US"/>
+        </w:rPr>
+      </w:pPr>
+      <w:r>
+        <w:rPr>
+          <w:lang w:val="en-US"/>
+        </w:rPr>
+        <w:lastRenderedPageBreak/>
+        <w:t>Week 3 ~ 4 hours</w:t>
+      </w:r>
+    </w:p>
+    <w:p>
+      <w:pPr>
+        <w:rPr>
+          <w:lang w:val="en-US"/>
+        </w:rPr>
+      </w:pPr>
+      <w:r>
+        <w:rPr>
+          <w:noProof/>
+          <w:lang w:val="en-US"/>
+        </w:rPr>
+        <w:drawing>
+          <wp:inline distT="0" distB="0" distL="0" distR="0" wp14:anchorId="520E5D4B" wp14:editId="0C1DDEF7">
+            <wp:extent cx="5731510" cy="1136015"/>
+            <wp:effectExtent l="0" t="0" r="2540" b="6985"/>
+            <wp:docPr id="1212448686" name="Picture 1" descr="A white and grey striped background&#10;&#10;AI-generated content may be incorrect."/>
+            <wp:cNvGraphicFramePr>
+              <a:graphicFrameLocks xmlns:a="http://schemas.openxmlformats.org/drawingml/2006/main" noChangeAspect="1"/>
+            </wp:cNvGraphicFramePr>
+            <a:graphic xmlns:a="http://schemas.openxmlformats.org/drawingml/2006/main">
+              <a:graphicData uri="http://schemas.openxmlformats.org/drawingml/2006/picture">
+                <pic:pic xmlns:pic="http://schemas.openxmlformats.org/drawingml/2006/picture">
+                  <pic:nvPicPr>
+                    <pic:cNvPr id="1696600207" name="Picture 1" descr="A white and grey striped background&#10;&#10;AI-generated content may be incorrect."/>
+                    <pic:cNvPicPr/>
+                  </pic:nvPicPr>
+                  <pic:blipFill>
+                    <a:blip r:embed="rId7"/>
+                    <a:stretch>
+                      <a:fillRect/>
+                    </a:stretch>
+                  </pic:blipFill>
+                  <pic:spPr>
+                    <a:xfrm>
+                      <a:off x="0" y="0"/>
+                      <a:ext cx="5731510" cy="1136015"/>
+                    </a:xfrm>
+                    <a:prstGeom prst="rect">
+                      <a:avLst/>
+                    </a:prstGeom>
+                  </pic:spPr>
+                </pic:pic>
+              </a:graphicData>
+            </a:graphic>
+          </wp:inline>
+        </w:drawing>
+      </w:r>
+    </w:p>
+    <w:p>
+      <w:pPr>
+        <w:pStyle w:val="Heading2"/>
+        <w:rPr>
+          <w:lang w:val="en-US"/>
+        </w:rPr>
+      </w:pPr>
+      <w:r>
+        <w:rPr>
+          <w:lang w:val="en-US"/>
+        </w:rPr>
+        <w:t xml:space="preserve">Production stage (Weeks 4 - 8) ~ </w:t>
+      </w:r>
+      <w:r>
+        <w:rPr>
+          <w:lang w:val="en-US"/>
+        </w:rPr>
+        <w:t>30 hours</w:t>
+      </w:r>
+    </w:p>
+    <w:p>
+      <w:pPr>
+        <w:rPr>
+          <w:lang w:val="en-US"/>
+        </w:rPr>
+      </w:pPr>
+      <w:r>
+        <w:rPr>
+          <w:lang w:val="en-US"/>
+        </w:rPr>
+        <w:t xml:space="preserve">Once the planning was over, I had somewhat of a grid and surface being drawn, so I had a demo to start building on. </w:t>
+      </w:r>
+      <w:r>
+        <w:rPr>
+          <w:lang w:val="en-US"/>
+        </w:rPr>
+        <w:t>During this period, I implemented a new algorithm each week that created different effects for the generation.</w:t>
+      </w:r>
+    </w:p>
+    <w:p>
+      <w:pPr>
+        <w:rPr>
+          <w:lang w:val="en-US"/>
+        </w:rPr>
+      </w:pPr>
+      <w:r>
+        <w:rPr>
+          <w:lang w:val="en-US"/>
+        </w:rPr>
+        <w:t>Week 4 ~ 8 hours</w:t>
+      </w:r>
+    </w:p>
+    <w:p>
+      <w:pPr>
+        <w:rPr>
+          <w:lang w:val="en-US"/>
+        </w:rPr>
+      </w:pPr>
+      <w:r>
+        <w:rPr>
+          <w:lang w:val="en-US"/>
+        </w:rPr>
+        <w:t>My first focus was on the underground, making sure it generates with a nice amount of detail and mixed tiles. During this undertaking, most of my time was spent playing around with the noise values to get the result I wanted, which gave me more trouble than I initially thought, but it made sense once I understood it fully.</w:t>
+      </w:r>
+    </w:p>
+    <w:p>
+      <w:pPr>
+        <w:rPr>
+          <w:lang w:val="en-US"/>
+        </w:rPr>
+      </w:pPr>
+      <w:r>
+        <w:rPr>
+          <w:noProof/>
+          <w:lang w:val="en-US"/>
+        </w:rPr>
+        <w:drawing>
+          <wp:inline distT="0" distB="0" distL="0" distR="0" wp14:anchorId="184A0A48" wp14:editId="6B79318A">
+            <wp:extent cx="5731510" cy="2384425"/>
+            <wp:effectExtent l="0" t="0" r="2540" b="0"/>
+            <wp:docPr id="202348337" name="Picture 1" descr="A screenshot of a chat&#10;&#10;AI-generated content may be incorrect."/>
+            <wp:cNvGraphicFramePr>
+              <a:graphicFrameLocks xmlns:a="http://schemas.openxmlformats.org/drawingml/2006/main" noChangeAspect="1"/>
+            </wp:cNvGraphicFramePr>
+            <a:graphic xmlns:a="http://schemas.openxmlformats.org/drawingml/2006/main">
+              <a:graphicData uri="http://schemas.openxmlformats.org/drawingml/2006/picture">
+                <pic:pic xmlns:pic="http://schemas.openxmlformats.org/drawingml/2006/picture">
+                  <pic:nvPicPr>
+                    <pic:cNvPr id="428964414" name="Picture 1" descr="A screenshot of a chat&#10;&#10;AI-generated content may be incorrect."/>
+                    <pic:cNvPicPr/>
+                  </pic:nvPicPr>
+                  <pic:blipFill>
+                    <a:blip r:embed="rId8"/>
+                    <a:stretch>
+                      <a:fillRect/>
+                    </a:stretch>
+                  </pic:blipFill>
+                  <pic:spPr>
+                    <a:xfrm>
+                      <a:off x="0" y="0"/>
+                      <a:ext cx="5731510" cy="2384425"/>
+                    </a:xfrm>
+                    <a:prstGeom prst="rect">
+                      <a:avLst/>
+                    </a:prstGeom>
+                  </pic:spPr>
+                </pic:pic>
+              </a:graphicData>
+            </a:graphic>
+          </wp:inline>
+        </w:drawing>
+      </w:r>
+    </w:p>
+    <w:p>
+      <w:pPr>
+        <w:rPr>
+          <w:lang w:val="en-US"/>
+        </w:rPr>
+      </w:pPr>
+      <w:r>
+        <w:rPr>
+          <w:lang w:val="en-US"/>
+        </w:rPr>
+        <w:t>Week 5 ~ 5 h 30 min</w:t>
+      </w:r>
+    </w:p>
+    <w:p>
+      <w:pPr>
+        <w:rPr>
+          <w:lang w:val="en-US"/>
+        </w:rPr>
+      </w:pPr>
+      <w:r>
+        <w:rPr>
+          <w:lang w:val="en-US"/>
+        </w:rPr>
+        <w:t xml:space="preserve">Tackling the cave generation was </w:t>
+      </w:r>
+      <w:r>
+        <w:rPr>
+          <w:lang w:val="en-US"/>
+        </w:rPr>
+        <w:t>very</w:t>
+      </w:r>
+      <w:r>
+        <w:rPr>
+          <w:lang w:val="en-US"/>
+        </w:rPr>
+        <w:t xml:space="preserve"> fun because I first attempted it completely in my own way, which I got working, but did not quite result in the effect I wanted, leading to some </w:t>
+      </w:r>
+      <w:proofErr w:type="gramStart"/>
+      <w:r>
+        <w:rPr>
+          <w:lang w:val="en-US"/>
+        </w:rPr>
+        <w:t>really bizarre</w:t>
+      </w:r>
+      <w:proofErr w:type="gramEnd"/>
+      <w:r>
+        <w:rPr>
+          <w:lang w:val="en-US"/>
+        </w:rPr>
+        <w:t xml:space="preserve"> cave shapes that looked more like a </w:t>
+      </w:r>
+      <w:r>
+        <w:rPr>
+          <w:lang w:val="en-US"/>
+        </w:rPr>
+        <w:t>Seismograph. I then did some research into an algorithm called Cellular Automata, which created some detailed caves by first randomly generating tiles and then ‘smoothing’ that generation based on adjacent tiles. After being happy with the result, I expanded the functionality to generate multiple caves and tested a few dozen rounds of world generation.</w:t>
+      </w:r>
+    </w:p>
+    <w:p>
+      <w:pPr>
+        <w:rPr>
+          <w:lang w:val="en-US"/>
+        </w:rPr>
+      </w:pPr>
+      <w:r>
+        <w:rPr>
+          <w:noProof/>
+          <w:lang w:val="en-US"/>
+        </w:rPr>
+        <w:lastRenderedPageBreak/>
+        <w:drawing>
+          <wp:inline distT="0" distB="0" distL="0" distR="0" wp14:anchorId="236E5C9E" wp14:editId="5BE3D903">
+            <wp:extent cx="5731510" cy="2583815"/>
+            <wp:effectExtent l="0" t="0" r="2540" b="6985"/>
+            <wp:docPr id="877672494" name="Picture 1" descr="A screenshot of a computer&#10;&#10;AI-generated content may be incorrect."/>
+            <wp:cNvGraphicFramePr>
+              <a:graphicFrameLocks xmlns:a="http://schemas.openxmlformats.org/drawingml/2006/main" noChangeAspect="1"/>
+            </wp:cNvGraphicFramePr>
+            <a:graphic xmlns:a="http://schemas.openxmlformats.org/drawingml/2006/main">
+              <a:graphicData uri="http://schemas.openxmlformats.org/drawingml/2006/picture">
+                <pic:pic xmlns:pic="http://schemas.openxmlformats.org/drawingml/2006/picture">
+                  <pic:nvPicPr>
+                    <pic:cNvPr id="1568509959" name="Picture 1" descr="A screenshot of a computer&#10;&#10;AI-generated content may be incorrect."/>
+                    <pic:cNvPicPr/>
+                  </pic:nvPicPr>
+                  <pic:blipFill>
+                    <a:blip r:embed="rId9"/>
+                    <a:stretch>
+                      <a:fillRect/>
+                    </a:stretch>
+                  </pic:blipFill>
+                  <pic:spPr>
+                    <a:xfrm>
+                      <a:off x="0" y="0"/>
+                      <a:ext cx="5731510" cy="2583815"/>
+                    </a:xfrm>
+                    <a:prstGeom prst="rect">
+                      <a:avLst/>
+                    </a:prstGeom>
+                  </pic:spPr>
+                </pic:pic>
+              </a:graphicData>
+            </a:graphic>
+          </wp:inline>
+        </w:drawing>
+      </w:r>
+    </w:p>
+    <w:p>
+      <w:pPr>
+        <w:rPr>
+          <w:lang w:val="en-US"/>
+        </w:rPr>
+      </w:pPr>
+      <w:r>
+        <w:rPr>
+          <w:lang w:val="en-US"/>
+        </w:rPr>
+        <w:t>Week 6 ~ 6 hours</w:t>
+      </w:r>
+    </w:p>
+    <w:p>
+      <w:pPr>
+        <w:rPr>
+          <w:lang w:val="en-US"/>
+        </w:rPr>
+      </w:pPr>
+      <w:r>
+        <w:rPr>
+          <w:lang w:val="en-US"/>
+        </w:rPr>
+        <w:t>The tunnel generation was a bit of a spontaneous addition to the project which came as feedback during one of the supervisor meeting</w:t>
+      </w:r>
+      <w:r>
+        <w:rPr>
+          <w:lang w:val="en-US"/>
+        </w:rPr>
+        <w:t>s</w:t>
+      </w:r>
+      <w:r>
+        <w:rPr>
+          <w:lang w:val="en-US"/>
+        </w:rPr>
+        <w:t>.</w:t>
+      </w:r>
+      <w:r>
+        <w:rPr>
+          <w:lang w:val="en-US"/>
+        </w:rPr>
+        <w:t xml:space="preserve"> For this specific stage, I had to research into a new noise algorithm called Worley Noise or Cellular Noise, which as the name suggests, creates Cell-like patterns. This was probably one of the most complex additions to my programming skillset as it gave me similar issues to the Perlin Noise, but the learning curve was considerably harder to get over. In my opinion, I still did not implement this </w:t>
+      </w:r>
+      <w:proofErr w:type="gramStart"/>
+      <w:r>
+        <w:rPr>
+          <w:lang w:val="en-US"/>
+        </w:rPr>
+        <w:t>properly, but</w:t>
+      </w:r>
+      <w:proofErr w:type="gramEnd"/>
+      <w:r>
+        <w:rPr>
+          <w:lang w:val="en-US"/>
+        </w:rPr>
+        <w:t xml:space="preserve"> instead found a solution that worked and gave a satisfactory result therefore I went with that.  </w:t>
+      </w:r>
+      <w:r>
+        <w:rPr>
+          <w:lang w:val="en-US"/>
+        </w:rPr>
+        <w:t xml:space="preserve"> </w:t>
+      </w:r>
+    </w:p>
+    <w:p>
+      <w:pPr>
+        <w:rPr>
+          <w:lang w:val="en-US"/>
+        </w:rPr>
+      </w:pPr>
+      <w:r>
+        <w:rPr>
+          <w:noProof/>
+          <w:lang w:val="en-US"/>
+        </w:rPr>
+        <w:drawing>
+          <wp:inline distT="0" distB="0" distL="0" distR="0" wp14:anchorId="4F092A18" wp14:editId="2DA0CB0A">
+            <wp:extent cx="5731510" cy="2433320"/>
+            <wp:effectExtent l="0" t="0" r="2540" b="5080"/>
+            <wp:docPr id="1536564943" name="Picture 1" descr="A screenshot of a computer&#10;&#10;AI-generated content may be incorrect."/>
+            <wp:cNvGraphicFramePr>
+              <a:graphicFrameLocks xmlns:a="http://schemas.openxmlformats.org/drawingml/2006/main" noChangeAspect="1"/>
+            </wp:cNvGraphicFramePr>
+            <a:graphic xmlns:a="http://schemas.openxmlformats.org/drawingml/2006/main">
+              <a:graphicData uri="http://schemas.openxmlformats.org/drawingml/2006/picture">
+                <pic:pic xmlns:pic="http://schemas.openxmlformats.org/drawingml/2006/picture">
+                  <pic:nvPicPr>
+                    <pic:cNvPr id="206079507" name="Picture 1" descr="A screenshot of a computer&#10;&#10;AI-generated content may be incorrect."/>
+                    <pic:cNvPicPr/>
+                  </pic:nvPicPr>
+                  <pic:blipFill>
+                    <a:blip r:embed="rId10"/>
+                    <a:stretch>
+                      <a:fillRect/>
+                    </a:stretch>
+                  </pic:blipFill>
+                  <pic:spPr>
+                    <a:xfrm>
+                      <a:off x="0" y="0"/>
+                      <a:ext cx="5731510" cy="2433320"/>
+                    </a:xfrm>
+                    <a:prstGeom prst="rect">
+                      <a:avLst/>
+                    </a:prstGeom>
+                  </pic:spPr>
+                </pic:pic>
+              </a:graphicData>
+            </a:graphic>
+          </wp:inline>
+        </w:drawing>
+      </w:r>
+    </w:p>
+    <w:p>
+      <w:pPr>
+        <w:rPr>
+          <w:lang w:val="en-US"/>
+        </w:rPr>
+      </w:pPr>
+      <w:r>
+        <w:rPr>
+          <w:lang w:val="en-US"/>
+        </w:rPr>
+        <w:t>Week 7 ~ 2 hours</w:t>
+      </w:r>
+    </w:p>
+    <w:p>
+      <w:pPr>
+        <w:rPr>
+          <w:lang w:val="en-US"/>
+        </w:rPr>
+      </w:pPr>
+      <w:r>
+        <w:rPr>
+          <w:lang w:val="en-US"/>
+        </w:rPr>
+        <w:t>Ore Generation</w:t>
+      </w:r>
+      <w:r>
+        <w:rPr>
+          <w:lang w:val="en-US"/>
+        </w:rPr>
+        <w:t xml:space="preserve"> was completed quickly because I originally had it generate the same way as the terrain, just with random position and amount. This worked fine for its intended purpose, but I didn’t quite like the distribution of ore and using this method also restricted editing said distribution. During the supervisor session I got some feedback and suggestions for improving it which were implemented the following week.</w:t>
+      </w:r>
+    </w:p>
+    <w:p>
+      <w:pPr>
+        <w:rPr>
+          <w:lang w:val="en-US"/>
+        </w:rPr>
+      </w:pPr>
+      <w:r>
+        <w:rPr>
+          <w:noProof/>
+          <w:lang w:val="en-US"/>
+        </w:rPr>
+        <w:lastRenderedPageBreak/>
+        <w:drawing>
+          <wp:inline distT="0" distB="0" distL="0" distR="0" wp14:anchorId="0C99FCD4" wp14:editId="0A84FB5B">
+            <wp:extent cx="5731510" cy="979805"/>
+            <wp:effectExtent l="0" t="0" r="2540" b="0"/>
+            <wp:docPr id="994143080" name="Picture 1" descr="A white and grey striped object&#10;&#10;AI-generated content may be incorrect."/>
+            <wp:cNvGraphicFramePr>
+              <a:graphicFrameLocks xmlns:a="http://schemas.openxmlformats.org/drawingml/2006/main" noChangeAspect="1"/>
+            </wp:cNvGraphicFramePr>
+            <a:graphic xmlns:a="http://schemas.openxmlformats.org/drawingml/2006/main">
+              <a:graphicData uri="http://schemas.openxmlformats.org/drawingml/2006/picture">
+                <pic:pic xmlns:pic="http://schemas.openxmlformats.org/drawingml/2006/picture">
+                  <pic:nvPicPr>
+                    <pic:cNvPr id="659850465" name="Picture 1" descr="A white and grey striped object&#10;&#10;AI-generated content may be incorrect."/>
+                    <pic:cNvPicPr/>
+                  </pic:nvPicPr>
+                  <pic:blipFill>
+                    <a:blip r:embed="rId11"/>
+                    <a:stretch>
+                      <a:fillRect/>
+                    </a:stretch>
+                  </pic:blipFill>
+                  <pic:spPr>
+                    <a:xfrm>
+                      <a:off x="0" y="0"/>
+                      <a:ext cx="5731510" cy="979805"/>
+                    </a:xfrm>
+                    <a:prstGeom prst="rect">
+                      <a:avLst/>
+                    </a:prstGeom>
+                  </pic:spPr>
+                </pic:pic>
+              </a:graphicData>
+            </a:graphic>
+          </wp:inline>
+        </w:drawing>
+      </w:r>
+    </w:p>
+    <w:p>
+      <w:pPr>
+        <w:rPr>
+          <w:lang w:val="en-US"/>
+        </w:rPr>
+      </w:pPr>
+      <w:r>
+        <w:rPr>
+          <w:lang w:val="en-US"/>
+        </w:rPr>
+        <w:t xml:space="preserve">+ feedback session call where different </w:t>
+      </w:r>
+      <w:proofErr w:type="gramStart"/>
+      <w:r>
+        <w:rPr>
+          <w:lang w:val="en-US"/>
+        </w:rPr>
+        <w:t xml:space="preserve">solutions </w:t>
+      </w:r>
+      <w:r>
+        <w:rPr>
+          <w:lang w:val="en-US"/>
+        </w:rPr>
+        <w:t xml:space="preserve"> were</w:t>
+      </w:r>
+      <w:proofErr w:type="gramEnd"/>
+      <w:r>
+        <w:rPr>
+          <w:lang w:val="en-US"/>
+        </w:rPr>
+        <w:t xml:space="preserve"> suggested, </w:t>
+      </w:r>
+      <w:r>
+        <w:rPr>
+          <w:lang w:val="en-US"/>
+        </w:rPr>
+        <w:t xml:space="preserve">which led to flood </w:t>
+      </w:r>
+      <w:proofErr w:type="gramStart"/>
+      <w:r>
+        <w:rPr>
+          <w:lang w:val="en-US"/>
+        </w:rPr>
+        <w:t>fill</w:t>
+      </w:r>
+      <w:proofErr w:type="gramEnd"/>
+      <w:r>
+        <w:rPr>
+          <w:lang w:val="en-US"/>
+        </w:rPr>
+        <w:t xml:space="preserve"> and branching algorithms</w:t>
+      </w:r>
+    </w:p>
+    <w:p>
+      <w:pPr>
+        <w:rPr>
+          <w:lang w:val="en-US"/>
+        </w:rPr>
+      </w:pPr>
+      <w:r>
+        <w:rPr>
+          <w:lang w:val="en-US"/>
+        </w:rPr>
+        <w:t>Week 8 ~ 5 hours</w:t>
+      </w:r>
+    </w:p>
+    <w:p>
+      <w:pPr>
+        <w:rPr>
+          <w:lang w:val="en-US"/>
+        </w:rPr>
+      </w:pPr>
+      <w:r>
+        <w:rPr>
+          <w:lang w:val="en-US"/>
+        </w:rPr>
+        <w:t xml:space="preserve">The plan was to implement different algorithms for different types of ore, but after I was done with flood fill, I attempted a branching algorithm, however I couldn’t really find any examples online (most of the results were related to AI </w:t>
+      </w:r>
+      <w:proofErr w:type="spellStart"/>
+      <w:r>
+        <w:rPr>
+          <w:lang w:val="en-US"/>
+        </w:rPr>
+        <w:t>behaviour</w:t>
+      </w:r>
+      <w:proofErr w:type="spellEnd"/>
+      <w:r>
+        <w:rPr>
+          <w:lang w:val="en-US"/>
+        </w:rPr>
+        <w:t xml:space="preserve">) so I decided to instead just polish what I already had. This led to me going back through </w:t>
+      </w:r>
+      <w:proofErr w:type="gramStart"/>
+      <w:r>
+        <w:rPr>
+          <w:lang w:val="en-US"/>
+        </w:rPr>
+        <w:t>all of</w:t>
+      </w:r>
+      <w:proofErr w:type="gramEnd"/>
+      <w:r>
+        <w:rPr>
+          <w:lang w:val="en-US"/>
+        </w:rPr>
+        <w:t xml:space="preserve"> the scripts I made and making sure everything is readable, not duplicated </w:t>
+      </w:r>
+      <w:proofErr w:type="gramStart"/>
+      <w:r>
+        <w:rPr>
+          <w:lang w:val="en-US"/>
+        </w:rPr>
+        <w:t>and also</w:t>
+      </w:r>
+      <w:proofErr w:type="gramEnd"/>
+      <w:r>
+        <w:rPr>
+          <w:lang w:val="en-US"/>
+        </w:rPr>
+        <w:t xml:space="preserve"> deleted bits that I was not using anymore.</w:t>
+      </w:r>
+    </w:p>
+    <w:p>
+      <w:pPr>
+        <w:rPr>
+          <w:lang w:val="en-US"/>
+        </w:rPr>
+      </w:pPr>
+      <w:r>
+        <w:rPr>
+          <w:noProof/>
+          <w:lang w:val="en-US"/>
+        </w:rPr>
+        <w:drawing>
+          <wp:inline distT="0" distB="0" distL="0" distR="0" wp14:anchorId="36CD169F" wp14:editId="1F69354A">
+            <wp:extent cx="5731510" cy="1793875"/>
+            <wp:effectExtent l="0" t="0" r="2540" b="0"/>
+            <wp:docPr id="883165764" name="Picture 1" descr="A screenshot of a computer&#10;&#10;AI-generated content may be incorrect."/>
+            <wp:cNvGraphicFramePr>
+              <a:graphicFrameLocks xmlns:a="http://schemas.openxmlformats.org/drawingml/2006/main" noChangeAspect="1"/>
+            </wp:cNvGraphicFramePr>
+            <a:graphic xmlns:a="http://schemas.openxmlformats.org/drawingml/2006/main">
+              <a:graphicData uri="http://schemas.openxmlformats.org/drawingml/2006/picture">
+                <pic:pic xmlns:pic="http://schemas.openxmlformats.org/drawingml/2006/picture">
+                  <pic:nvPicPr>
+                    <pic:cNvPr id="1353586045" name="Picture 1" descr="A screenshot of a computer&#10;&#10;AI-generated content may be incorrect."/>
+                    <pic:cNvPicPr/>
+                  </pic:nvPicPr>
+                  <pic:blipFill>
+                    <a:blip r:embed="rId12"/>
+                    <a:stretch>
+                      <a:fillRect/>
+                    </a:stretch>
+                  </pic:blipFill>
+                  <pic:spPr>
+                    <a:xfrm>
+                      <a:off x="0" y="0"/>
+                      <a:ext cx="5731510" cy="1793875"/>
+                    </a:xfrm>
+                    <a:prstGeom prst="rect">
+                      <a:avLst/>
+                    </a:prstGeom>
+                  </pic:spPr>
+                </pic:pic>
+              </a:graphicData>
+            </a:graphic>
+          </wp:inline>
+        </w:drawing>
+      </w:r>
+    </w:p>
+    <w:p>
+      <w:pPr>
+        <w:pStyle w:val="Heading2"/>
+        <w:rPr>
+          <w:lang w:val="en-US"/>
+        </w:rPr>
+      </w:pPr>
+      <w:r>
+        <w:rPr>
+          <w:lang w:val="en-US"/>
+        </w:rPr>
+        <w:br w:type="column"/>
+      </w:r>
+      <w:r>
+        <w:rPr>
+          <w:lang w:val="en-US"/>
+        </w:rPr>
+        <w:lastRenderedPageBreak/>
+        <w:t xml:space="preserve">Testing/Polishing Stage (Weeks 9 - 12) ~ </w:t>
+      </w:r>
+      <w:r>
+        <w:rPr>
+          <w:lang w:val="en-US"/>
+        </w:rPr>
+        <w:t>20 hours</w:t>
+      </w:r>
+    </w:p>
+    <w:p>
+      <w:pPr>
+        <w:rPr>
+          <w:lang w:val="en-US"/>
+        </w:rPr>
+      </w:pPr>
+      <w:r>
+        <w:rPr>
+          <w:lang w:val="en-US"/>
+        </w:rPr>
+        <w:t>As testing got closer, I decided to postpone adding biomes into the tool and instead focused on making the tool as editable as possible for the users. This included exposing variables for the generation, grabbing online assets for tiles</w:t>
+      </w:r>
+      <w:r>
+        <w:rPr>
+          <w:lang w:val="en-US"/>
+        </w:rPr>
+        <w:t xml:space="preserve"> and organizing folder structure.</w:t>
+      </w:r>
+    </w:p>
+    <w:p>
+      <w:pPr>
+        <w:rPr>
+          <w:lang w:val="en-US"/>
+        </w:rPr>
+      </w:pPr>
+      <w:r>
+        <w:rPr>
+          <w:lang w:val="en-US"/>
+        </w:rPr>
+        <w:t>Week 9</w:t>
+      </w:r>
+      <w:r>
+        <w:rPr>
+          <w:lang w:val="en-US"/>
+        </w:rPr>
+        <w:t xml:space="preserve"> ~ 8h 30 min</w:t>
+      </w:r>
+    </w:p>
+    <w:p>
+      <w:pPr>
+        <w:rPr>
+          <w:lang w:val="en-US"/>
+        </w:rPr>
+      </w:pPr>
+      <w:r>
+        <w:rPr>
+          <w:lang w:val="en-US"/>
+        </w:rPr>
+        <w:t>This week was the first round of testing, where the main testers were programmers. This took a long time because I spent time explaining and talking with most of the testers about how it works, what they would add and quality of life changes.</w:t>
+      </w:r>
+      <w:r>
+        <w:rPr>
+          <w:lang w:val="en-US"/>
+        </w:rPr>
+        <w:t xml:space="preserve"> I also changed the algorithm for the ore’s flood fill according to supervisor feedback, which improved the project visually as well as in terms of customization because ore was now easily distributed across the depth of the world through an Animation curve.</w:t>
+      </w:r>
+    </w:p>
+    <w:p>
+      <w:pPr>
+        <w:rPr>
+          <w:lang w:val="en-US"/>
+        </w:rPr>
+      </w:pPr>
+      <w:r>
+        <w:rPr>
+          <w:noProof/>
+          <w:lang w:val="en-US"/>
+        </w:rPr>
+        <w:drawing>
+          <wp:inline distT="0" distB="0" distL="0" distR="0" wp14:anchorId="42A6877C" wp14:editId="09A86655">
+            <wp:extent cx="5731510" cy="1957070"/>
+            <wp:effectExtent l="0" t="0" r="2540" b="5080"/>
+            <wp:docPr id="1062312030" name="Picture 1" descr="A screenshot of a computer&#10;&#10;AI-generated content may be incorrect."/>
+            <wp:cNvGraphicFramePr>
+              <a:graphicFrameLocks xmlns:a="http://schemas.openxmlformats.org/drawingml/2006/main" noChangeAspect="1"/>
+            </wp:cNvGraphicFramePr>
+            <a:graphic xmlns:a="http://schemas.openxmlformats.org/drawingml/2006/main">
+              <a:graphicData uri="http://schemas.openxmlformats.org/drawingml/2006/picture">
+                <pic:pic xmlns:pic="http://schemas.openxmlformats.org/drawingml/2006/picture">
+                  <pic:nvPicPr>
+                    <pic:cNvPr id="1291893187" name="Picture 1" descr="A screenshot of a computer&#10;&#10;AI-generated content may be incorrect."/>
+                    <pic:cNvPicPr/>
+                  </pic:nvPicPr>
+                  <pic:blipFill>
+                    <a:blip r:embed="rId13"/>
+                    <a:stretch>
+                      <a:fillRect/>
+                    </a:stretch>
+                  </pic:blipFill>
+                  <pic:spPr>
+                    <a:xfrm>
+                      <a:off x="0" y="0"/>
+                      <a:ext cx="5731510" cy="1957070"/>
+                    </a:xfrm>
+                    <a:prstGeom prst="rect">
+                      <a:avLst/>
+                    </a:prstGeom>
+                  </pic:spPr>
+                </pic:pic>
+              </a:graphicData>
+            </a:graphic>
+          </wp:inline>
+        </w:drawing>
+      </w:r>
+    </w:p>
+    <w:p>
+      <w:pPr>
+        <w:rPr>
+          <w:lang w:val="en-US"/>
+        </w:rPr>
+      </w:pPr>
+      <w:r>
+        <w:rPr>
+          <w:lang w:val="en-US"/>
+        </w:rPr>
+        <w:t>Week 10</w:t>
+      </w:r>
+      <w:r>
+        <w:rPr>
+          <w:lang w:val="en-US"/>
+        </w:rPr>
+        <w:t xml:space="preserve"> ~ 4 hours</w:t>
+      </w:r>
+    </w:p>
+    <w:p>
+      <w:pPr>
+        <w:rPr>
+          <w:lang w:val="en-US"/>
+        </w:rPr>
+      </w:pPr>
+      <w:r>
+        <w:rPr>
+          <w:lang w:val="en-US"/>
+        </w:rPr>
+        <w:t xml:space="preserve">After the initial tests, I went back and finally added the biomes to the tool, which can generate underground and surface biomes as separate logic due to unique requirements. This was easily tackled by repurposing the old algorithm used for the ore generation and tweaking it slightly for both underground and surface biomes. The surface had unique issues around surface tiles and generating tiles even above the surface line, so it required a unique approach even though it is very similar to the underground biome generation. </w:t>
+      </w:r>
+    </w:p>
+    <w:p>
+      <w:pPr>
+        <w:rPr>
+          <w:lang w:val="en-US"/>
+        </w:rPr>
+      </w:pPr>
+      <w:r>
+        <w:rPr>
+          <w:noProof/>
+          <w:lang w:val="en-US"/>
+        </w:rPr>
+        <w:drawing>
+          <wp:inline distT="0" distB="0" distL="0" distR="0" wp14:anchorId="1C6A8CE5" wp14:editId="3EABE1A4">
+            <wp:extent cx="5731510" cy="1377950"/>
+            <wp:effectExtent l="0" t="0" r="2540" b="0"/>
+            <wp:docPr id="1068165418" name="Picture 1" descr="A white and grey striped wall&#10;&#10;AI-generated content may be incorrect."/>
+            <wp:cNvGraphicFramePr>
+              <a:graphicFrameLocks xmlns:a="http://schemas.openxmlformats.org/drawingml/2006/main" noChangeAspect="1"/>
+            </wp:cNvGraphicFramePr>
+            <a:graphic xmlns:a="http://schemas.openxmlformats.org/drawingml/2006/main">
+              <a:graphicData uri="http://schemas.openxmlformats.org/drawingml/2006/picture">
+                <pic:pic xmlns:pic="http://schemas.openxmlformats.org/drawingml/2006/picture">
+                  <pic:nvPicPr>
+                    <pic:cNvPr id="869957945" name="Picture 1" descr="A white and grey striped wall&#10;&#10;AI-generated content may be incorrect."/>
+                    <pic:cNvPicPr/>
+                  </pic:nvPicPr>
+                  <pic:blipFill>
+                    <a:blip r:embed="rId14"/>
+                    <a:stretch>
+                      <a:fillRect/>
+                    </a:stretch>
+                  </pic:blipFill>
+                  <pic:spPr>
+                    <a:xfrm>
+                      <a:off x="0" y="0"/>
+                      <a:ext cx="5731510" cy="1377950"/>
+                    </a:xfrm>
+                    <a:prstGeom prst="rect">
+                      <a:avLst/>
+                    </a:prstGeom>
+                  </pic:spPr>
+                </pic:pic>
+              </a:graphicData>
+            </a:graphic>
+          </wp:inline>
+        </w:drawing>
+      </w:r>
+    </w:p>
+    <w:p>
+      <w:pPr>
+        <w:rPr>
+          <w:lang w:val="en-US"/>
+        </w:rPr>
+      </w:pPr>
+    </w:p>
+    <w:p>
+      <w:pPr>
+        <w:rPr>
+          <w:lang w:val="en-US"/>
+        </w:rPr>
+      </w:pPr>
+      <w:r>
+        <w:rPr>
+          <w:lang w:val="en-US"/>
+        </w:rPr>
+        <w:lastRenderedPageBreak/>
+        <w:t>Week 11</w:t>
+      </w:r>
+      <w:r>
+        <w:rPr>
+          <w:lang w:val="en-US"/>
+        </w:rPr>
+        <w:t xml:space="preserve"> ~ 5 h 30 min</w:t>
+      </w:r>
+    </w:p>
+    <w:p>
+      <w:pPr>
+        <w:rPr>
+          <w:lang w:val="en-US"/>
+        </w:rPr>
+      </w:pPr>
+      <w:r>
+        <w:rPr>
+          <w:lang w:val="en-US"/>
+        </w:rPr>
+        <w:t xml:space="preserve">This week mostly included figuring out how to create a custom editor window that displayed all the necessary customizable fields required by the tool and </w:t>
+      </w:r>
+      <w:r>
+        <w:rPr>
+          <w:lang w:val="en-US"/>
+        </w:rPr>
+        <w:t xml:space="preserve">making sure there were at least no major bugs with the generation. After that, I had one last look at the code base, making sure variables that aren’t required are private and the public ones are hidden in the inspector </w:t>
+      </w:r>
+      <w:proofErr w:type="gramStart"/>
+      <w:r>
+        <w:rPr>
+          <w:lang w:val="en-US"/>
+        </w:rPr>
+        <w:t>in order to</w:t>
+      </w:r>
+      <w:proofErr w:type="gramEnd"/>
+      <w:r>
+        <w:rPr>
+          <w:lang w:val="en-US"/>
+        </w:rPr>
+        <w:t xml:space="preserve"> minimize any issue arising with having editable values in two separate places.</w:t>
+      </w:r>
+    </w:p>
+    <w:p>
+      <w:pPr>
+        <w:rPr>
+          <w:lang w:val="en-US"/>
+        </w:rPr>
+      </w:pPr>
+      <w:r>
+        <w:rPr>
+          <w:noProof/>
+          <w:lang w:val="en-US"/>
+        </w:rPr>
+        <w:drawing>
+          <wp:inline distT="0" distB="0" distL="0" distR="0" wp14:anchorId="375506A2" wp14:editId="4BD6EA6B">
+            <wp:extent cx="5731510" cy="1518920"/>
+            <wp:effectExtent l="0" t="0" r="2540" b="5080"/>
+            <wp:docPr id="2113368148" name="Picture 1" descr="A white and grey striped background&#10;&#10;AI-generated content may be incorrect."/>
+            <wp:cNvGraphicFramePr>
+              <a:graphicFrameLocks xmlns:a="http://schemas.openxmlformats.org/drawingml/2006/main" noChangeAspect="1"/>
+            </wp:cNvGraphicFramePr>
+            <a:graphic xmlns:a="http://schemas.openxmlformats.org/drawingml/2006/main">
+              <a:graphicData uri="http://schemas.openxmlformats.org/drawingml/2006/picture">
+                <pic:pic xmlns:pic="http://schemas.openxmlformats.org/drawingml/2006/picture">
+                  <pic:nvPicPr>
+                    <pic:cNvPr id="753461025" name="Picture 1" descr="A white and grey striped background&#10;&#10;AI-generated content may be incorrect."/>
+                    <pic:cNvPicPr/>
+                  </pic:nvPicPr>
+                  <pic:blipFill>
+                    <a:blip r:embed="rId15"/>
+                    <a:stretch>
+                      <a:fillRect/>
+                    </a:stretch>
+                  </pic:blipFill>
+                  <pic:spPr>
+                    <a:xfrm>
+                      <a:off x="0" y="0"/>
+                      <a:ext cx="5731510" cy="1518920"/>
+                    </a:xfrm>
+                    <a:prstGeom prst="rect">
+                      <a:avLst/>
+                    </a:prstGeom>
+                  </pic:spPr>
+                </pic:pic>
+              </a:graphicData>
+            </a:graphic>
+          </wp:inline>
+        </w:drawing>
+      </w:r>
+    </w:p>
+    <w:p>
+      <w:pPr>
+        <w:rPr>
+          <w:lang w:val="en-US"/>
+        </w:rPr>
+      </w:pPr>
+      <w:r>
+        <w:rPr>
+          <w:lang w:val="en-US"/>
+        </w:rPr>
+        <w:t>Week 12 – Documentation</w:t>
+      </w:r>
+    </w:p>
+    <w:p>
+      <w:pPr>
         <w:pStyle w:val="Heading1"/>
         <w:rPr>
           <w:lang w:val="en-US"/>
         </w:rPr>
       </w:pPr>
+      <w:r>
+        <w:rPr>
+          <w:lang w:val="en-US"/>
+        </w:rPr>
+        <w:br w:type="column"/>
+      </w:r>
       <w:r>
         <w:rPr>
           <w:lang w:val="en-US"/>
@@ -834,7 +2364,7 @@
                     <pic:cNvPicPr/>
                   </pic:nvPicPr>
                   <pic:blipFill>
-                    <a:blip r:embed="rId14"/>
+                    <a:blip r:embed="rId16"/>
                     <a:stretch>
                       <a:fillRect/>
                     </a:stretch>
@@ -966,7 +2496,21 @@
         <w:rPr>
           <w:lang w:val="en-US"/>
         </w:rPr>
-        <w:t xml:space="preserve"> that the changes made in inspector are reflected in the world generation</w:t>
+        <w:t xml:space="preserve"> that the changes made in </w:t>
+      </w:r>
+      <w:proofErr w:type="gramStart"/>
+      <w:r>
+        <w:rPr>
+          <w:lang w:val="en-US"/>
+        </w:rPr>
+        <w:t>inspector</w:t>
+      </w:r>
+      <w:proofErr w:type="gramEnd"/>
+      <w:r>
+        <w:rPr>
+          <w:lang w:val="en-US"/>
+        </w:rPr>
+        <w:t xml:space="preserve"> are reflected in the world generation</w:t>
       </w:r>
     </w:p>
     <w:p>
@@ -1210,7 +2754,7 @@
                     <pic:cNvPicPr/>
                   </pic:nvPicPr>
                   <pic:blipFill>
-                    <a:blip r:embed="rId15"/>
+                    <a:blip r:embed="rId17"/>
                     <a:stretch>
                       <a:fillRect/>
                     </a:stretch>

--- a/Dev Logs.docx
+++ b/Dev Logs.docx
@@ -51,48 +51,20 @@
         <w:rPr>
           <w:lang w:val="en-US"/>
         </w:rPr>
-        <w:t xml:space="preserve">Started </w:t>
-      </w:r>
-      <w:proofErr w:type="gramStart"/>
-      <w:r>
-        <w:rPr>
-          <w:lang w:val="en-US"/>
-        </w:rPr>
-        <w:t>some in</w:t>
-      </w:r>
-      <w:proofErr w:type="gramEnd"/>
-      <w:r>
-        <w:rPr>
-          <w:lang w:val="en-US"/>
-        </w:rPr>
-        <w:t xml:space="preserve"> engine work after looking at some tutorials</w:t>
-      </w:r>
-    </w:p>
-    <w:p>
-      <w:pPr>
-        <w:rPr>
-          <w:lang w:val="en-US"/>
-        </w:rPr>
-      </w:pPr>
-      <w:r>
-        <w:rPr>
-          <w:lang w:val="en-US"/>
-        </w:rPr>
-        <w:t xml:space="preserve">Got </w:t>
-      </w:r>
-      <w:proofErr w:type="spellStart"/>
-      <w:r>
-        <w:rPr>
-          <w:lang w:val="en-US"/>
-        </w:rPr>
-        <w:t>tilemap</w:t>
-      </w:r>
-      <w:proofErr w:type="spellEnd"/>
-      <w:r>
-        <w:rPr>
-          <w:lang w:val="en-US"/>
-        </w:rPr>
-        <w:t xml:space="preserve"> tiles to display through code</w:t>
+        <w:t>Started some in engine work after looking at some tutorials</w:t>
+      </w:r>
+    </w:p>
+    <w:p>
+      <w:pPr>
+        <w:rPr>
+          <w:lang w:val="en-US"/>
+        </w:rPr>
+      </w:pPr>
+      <w:r>
+        <w:rPr>
+          <w:lang w:val="en-US"/>
+        </w:rPr>
+        <w:t>Got tilemap tiles to display through code</w:t>
       </w:r>
     </w:p>
     <w:p>
@@ -1017,35 +989,7 @@
         <w:rPr>
           <w:lang w:val="en-US"/>
         </w:rPr>
-        <w:t xml:space="preserve">For my </w:t>
-      </w:r>
-      <w:proofErr w:type="spellStart"/>
-      <w:r>
-        <w:rPr>
-          <w:lang w:val="en-US"/>
-        </w:rPr>
-        <w:t>devlogs</w:t>
-      </w:r>
-      <w:proofErr w:type="spellEnd"/>
-      <w:r>
-        <w:rPr>
-          <w:lang w:val="en-US"/>
-        </w:rPr>
-        <w:t xml:space="preserve">, I have decided to just have them written down instead of recorded. For logging hours, I used some </w:t>
-      </w:r>
-      <w:proofErr w:type="spellStart"/>
-      <w:r>
-        <w:rPr>
-          <w:lang w:val="en-US"/>
-        </w:rPr>
-        <w:t>Clockify</w:t>
-      </w:r>
-      <w:proofErr w:type="spellEnd"/>
-      <w:r>
-        <w:rPr>
-          <w:lang w:val="en-US"/>
-        </w:rPr>
-        <w:t xml:space="preserve"> screenshots as proof and Trello for task completion.</w:t>
+        <w:t>For my devlogs, I have decided to just have them written down instead of recorded. For logging hours, I used some Clockify screenshots as proof and Trello for task completion.</w:t>
       </w:r>
     </w:p>
     <w:p>
@@ -1067,6 +1011,25 @@
           <w:lang w:val="en-US"/>
         </w:rPr>
       </w:pPr>
+      <w:r>
+        <w:rPr>
+          <w:lang w:val="en-US"/>
+        </w:rPr>
+        <w:t>Add screenshots of work and project management (Trello)</w:t>
+      </w:r>
+    </w:p>
+    <w:p>
+      <w:pPr>
+        <w:rPr>
+          <w:lang w:val="en-US"/>
+        </w:rPr>
+      </w:pPr>
+      <w:r>
+        <w:rPr>
+          <w:lang w:val="en-US"/>
+        </w:rPr>
+        <w:t>Github – Checkout commit to go back</w:t>
+      </w:r>
     </w:p>
     <w:p>
       <w:pPr>
@@ -1128,21 +1091,7 @@
         <w:rPr>
           <w:lang w:val="en-US"/>
         </w:rPr>
-        <w:t xml:space="preserve">Apart from the necessary documentation regarding the planning of the project, I also researched noise algorithms, specifically Perlin Noise during this period and worked on a small demo of drawing tiles on a </w:t>
-      </w:r>
-      <w:proofErr w:type="spellStart"/>
-      <w:r>
-        <w:rPr>
-          <w:lang w:val="en-US"/>
-        </w:rPr>
-        <w:t>tilemap</w:t>
-      </w:r>
-      <w:proofErr w:type="spellEnd"/>
-      <w:r>
-        <w:rPr>
-          <w:lang w:val="en-US"/>
-        </w:rPr>
-        <w:t xml:space="preserve"> at runtime. This was done using the Perlin Noise in the third week.</w:t>
+        <w:t>Apart from the necessary documentation regarding the planning of the project, I also researched noise algorithms, specifically Perlin Noise during this period and worked on a small demo of drawing tiles on a tilemap at runtime. This was done using the Perlin Noise in the third week.</w:t>
       </w:r>
     </w:p>
     <w:p>
@@ -1181,21 +1130,7 @@
         <w:rPr>
           <w:lang w:val="en-US"/>
         </w:rPr>
-        <w:t xml:space="preserve">Got </w:t>
-      </w:r>
-      <w:proofErr w:type="spellStart"/>
-      <w:r>
-        <w:rPr>
-          <w:lang w:val="en-US"/>
-        </w:rPr>
-        <w:t>tilemap</w:t>
-      </w:r>
-      <w:proofErr w:type="spellEnd"/>
-      <w:r>
-        <w:rPr>
-          <w:lang w:val="en-US"/>
-        </w:rPr>
-        <w:t xml:space="preserve"> tiles to display through code</w:t>
+        <w:t>Got tilemap tiles to display through code</w:t>
       </w:r>
     </w:p>
     <w:p>
@@ -1536,21 +1471,7 @@
         <w:rPr>
           <w:lang w:val="en-US"/>
         </w:rPr>
-        <w:t xml:space="preserve"> fun because I first attempted it completely in my own way, which I got working, but did not quite result in the effect I wanted, leading to some </w:t>
-      </w:r>
-      <w:proofErr w:type="gramStart"/>
-      <w:r>
-        <w:rPr>
-          <w:lang w:val="en-US"/>
-        </w:rPr>
-        <w:t>really bizarre</w:t>
-      </w:r>
-      <w:proofErr w:type="gramEnd"/>
-      <w:r>
-        <w:rPr>
-          <w:lang w:val="en-US"/>
-        </w:rPr>
-        <w:t xml:space="preserve"> cave shapes that looked more like a </w:t>
+        <w:t xml:space="preserve"> fun because I first attempted it completely in my own way, which I got working, but did not quite result in the effect I wanted, leading to some really bizarre cave shapes that looked more like a </w:t>
       </w:r>
       <w:r>
         <w:rPr>
@@ -1649,21 +1570,7 @@
         <w:rPr>
           <w:lang w:val="en-US"/>
         </w:rPr>
-        <w:t xml:space="preserve"> For this specific stage, I had to research into a new noise algorithm called Worley Noise or Cellular Noise, which as the name suggests, creates Cell-like patterns. This was probably one of the most complex additions to my programming skillset as it gave me similar issues to the Perlin Noise, but the learning curve was considerably harder to get over. In my opinion, I still did not implement this </w:t>
-      </w:r>
-      <w:proofErr w:type="gramStart"/>
-      <w:r>
-        <w:rPr>
-          <w:lang w:val="en-US"/>
-        </w:rPr>
-        <w:t>properly, but</w:t>
-      </w:r>
-      <w:proofErr w:type="gramEnd"/>
-      <w:r>
-        <w:rPr>
-          <w:lang w:val="en-US"/>
-        </w:rPr>
-        <w:t xml:space="preserve"> instead found a solution that worked and gave a satisfactory result therefore I went with that.  </w:t>
+        <w:t xml:space="preserve"> For this specific stage, I had to research into a new noise algorithm called Worley Noise or Cellular Noise, which as the name suggests, creates Cell-like patterns. This was probably one of the most complex additions to my programming skillset as it gave me similar issues to the Perlin Noise, but the learning curve was considerably harder to get over. In my opinion, I still did not implement this properly, but instead found a solution that worked and gave a satisfactory result therefore I went with that.  </w:t>
       </w:r>
       <w:r>
         <w:rPr>
@@ -1811,47 +1718,19 @@
         <w:rPr>
           <w:lang w:val="en-US"/>
         </w:rPr>
-        <w:t xml:space="preserve">+ feedback session call where different </w:t>
-      </w:r>
-      <w:proofErr w:type="gramStart"/>
-      <w:r>
-        <w:rPr>
-          <w:lang w:val="en-US"/>
-        </w:rPr>
-        <w:t xml:space="preserve">solutions </w:t>
-      </w:r>
-      <w:r>
-        <w:rPr>
-          <w:lang w:val="en-US"/>
-        </w:rPr>
-        <w:t xml:space="preserve"> were</w:t>
-      </w:r>
-      <w:proofErr w:type="gramEnd"/>
-      <w:r>
-        <w:rPr>
-          <w:lang w:val="en-US"/>
-        </w:rPr>
-        <w:t xml:space="preserve"> suggested, </w:t>
-      </w:r>
-      <w:r>
-        <w:rPr>
-          <w:lang w:val="en-US"/>
-        </w:rPr>
-        <w:t xml:space="preserve">which led to flood </w:t>
-      </w:r>
-      <w:proofErr w:type="gramStart"/>
-      <w:r>
-        <w:rPr>
-          <w:lang w:val="en-US"/>
-        </w:rPr>
-        <w:t>fill</w:t>
-      </w:r>
-      <w:proofErr w:type="gramEnd"/>
-      <w:r>
-        <w:rPr>
-          <w:lang w:val="en-US"/>
-        </w:rPr>
-        <w:t xml:space="preserve"> and branching algorithms</w:t>
+        <w:t xml:space="preserve">+ feedback session call where different solutions </w:t>
+      </w:r>
+      <w:r>
+        <w:rPr>
+          <w:lang w:val="en-US"/>
+        </w:rPr>
+        <w:t xml:space="preserve"> were suggested, </w:t>
+      </w:r>
+      <w:r>
+        <w:rPr>
+          <w:lang w:val="en-US"/>
+        </w:rPr>
+        <w:t>which led to flood fill and branching algorithms</w:t>
       </w:r>
     </w:p>
     <w:p>
@@ -1877,49 +1756,7 @@
         <w:rPr>
           <w:lang w:val="en-US"/>
         </w:rPr>
-        <w:t xml:space="preserve">The plan was to implement different algorithms for different types of ore, but after I was done with flood fill, I attempted a branching algorithm, however I couldn’t really find any examples online (most of the results were related to AI </w:t>
-      </w:r>
-      <w:proofErr w:type="spellStart"/>
-      <w:r>
-        <w:rPr>
-          <w:lang w:val="en-US"/>
-        </w:rPr>
-        <w:t>behaviour</w:t>
-      </w:r>
-      <w:proofErr w:type="spellEnd"/>
-      <w:r>
-        <w:rPr>
-          <w:lang w:val="en-US"/>
-        </w:rPr>
-        <w:t xml:space="preserve">) so I decided to instead just polish what I already had. This led to me going back through </w:t>
-      </w:r>
-      <w:proofErr w:type="gramStart"/>
-      <w:r>
-        <w:rPr>
-          <w:lang w:val="en-US"/>
-        </w:rPr>
-        <w:t>all of</w:t>
-      </w:r>
-      <w:proofErr w:type="gramEnd"/>
-      <w:r>
-        <w:rPr>
-          <w:lang w:val="en-US"/>
-        </w:rPr>
-        <w:t xml:space="preserve"> the scripts I made and making sure everything is readable, not duplicated </w:t>
-      </w:r>
-      <w:proofErr w:type="gramStart"/>
-      <w:r>
-        <w:rPr>
-          <w:lang w:val="en-US"/>
-        </w:rPr>
-        <w:t>and also</w:t>
-      </w:r>
-      <w:proofErr w:type="gramEnd"/>
-      <w:r>
-        <w:rPr>
-          <w:lang w:val="en-US"/>
-        </w:rPr>
-        <w:t xml:space="preserve"> deleted bits that I was not using anymore.</w:t>
+        <w:t>The plan was to implement different algorithms for different types of ore, but after I was done with flood fill, I attempted a branching algorithm, however I couldn’t really find any examples online (most of the results were related to AI behaviour) so I decided to instead just polish what I already had. This led to me going back through all of the scripts I made and making sure everything is readable, not duplicated and also deleted bits that I was not using anymore.</w:t>
       </w:r>
     </w:p>
     <w:p>
@@ -2225,21 +2062,7 @@
         <w:rPr>
           <w:lang w:val="en-US"/>
         </w:rPr>
-        <w:t xml:space="preserve">making sure there were at least no major bugs with the generation. After that, I had one last look at the code base, making sure variables that aren’t required are private and the public ones are hidden in the inspector </w:t>
-      </w:r>
-      <w:proofErr w:type="gramStart"/>
-      <w:r>
-        <w:rPr>
-          <w:lang w:val="en-US"/>
-        </w:rPr>
-        <w:t>in order to</w:t>
-      </w:r>
-      <w:proofErr w:type="gramEnd"/>
-      <w:r>
-        <w:rPr>
-          <w:lang w:val="en-US"/>
-        </w:rPr>
-        <w:t xml:space="preserve"> minimize any issue arising with having editable values in two separate places.</w:t>
+        <w:t>making sure there were at least no major bugs with the generation. After that, I had one last look at the code base, making sure variables that aren’t required are private and the public ones are hidden in the inspector in order to minimize any issue arising with having editable values in two separate places.</w:t>
       </w:r>
     </w:p>
     <w:p>
@@ -2484,33 +2307,11 @@
           <w:lang w:val="en-US"/>
         </w:rPr>
       </w:pPr>
-      <w:proofErr w:type="gramStart"/>
-      <w:r>
-        <w:rPr>
-          <w:lang w:val="en-US"/>
-        </w:rPr>
-        <w:t>Tested</w:t>
-      </w:r>
-      <w:proofErr w:type="gramEnd"/>
-      <w:r>
-        <w:rPr>
-          <w:lang w:val="en-US"/>
-        </w:rPr>
-        <w:t xml:space="preserve"> that the changes made in </w:t>
-      </w:r>
-      <w:proofErr w:type="gramStart"/>
-      <w:r>
-        <w:rPr>
-          <w:lang w:val="en-US"/>
-        </w:rPr>
-        <w:t>inspector</w:t>
-      </w:r>
-      <w:proofErr w:type="gramEnd"/>
-      <w:r>
-        <w:rPr>
-          <w:lang w:val="en-US"/>
-        </w:rPr>
-        <w:t xml:space="preserve"> are reflected in the world generation</w:t>
+      <w:r>
+        <w:rPr>
+          <w:lang w:val="en-US"/>
+        </w:rPr>
+        <w:t>Tested that the changes made in inspector are reflected in the world generation</w:t>
       </w:r>
     </w:p>
     <w:p>
@@ -2581,21 +2382,7 @@
         <w:rPr>
           <w:lang w:val="en-US"/>
         </w:rPr>
-        <w:t>This is important for my project because I am planning to create a tool rather than a game, so my testers would need to be developers rather than an average consumer. However, the tool is meant to create environments for a game, so it would not hurt to get some non-</w:t>
-      </w:r>
-      <w:proofErr w:type="gramStart"/>
-      <w:r>
-        <w:rPr>
-          <w:lang w:val="en-US"/>
-        </w:rPr>
-        <w:t>developer</w:t>
-      </w:r>
-      <w:proofErr w:type="gramEnd"/>
-      <w:r>
-        <w:rPr>
-          <w:lang w:val="en-US"/>
-        </w:rPr>
-        <w:t xml:space="preserve"> feedback too. To this end, I plan to have the average consumer test a build version and the developers test the in-engine version.</w:t>
+        <w:t>This is important for my project because I am planning to create a tool rather than a game, so my testers would need to be developers rather than an average consumer. However, the tool is meant to create environments for a game, so it would not hurt to get some non-developer feedback too. To this end, I plan to have the average consumer test a build version and the developers test the in-engine version.</w:t>
       </w:r>
       <w:r>
         <w:rPr>
@@ -2785,21 +2572,7 @@
         <w:rPr>
           <w:lang w:val="en-US"/>
         </w:rPr>
-        <w:t xml:space="preserve">Each </w:t>
-      </w:r>
-      <w:proofErr w:type="spellStart"/>
-      <w:r>
-        <w:rPr>
-          <w:lang w:val="en-US"/>
-        </w:rPr>
-        <w:t>colour</w:t>
-      </w:r>
-      <w:proofErr w:type="spellEnd"/>
-      <w:r>
-        <w:rPr>
-          <w:lang w:val="en-US"/>
-        </w:rPr>
-        <w:t xml:space="preserve"> would be a different ore and the border between them would just be rock</w:t>
+        <w:t>Each colour would be a different ore and the border between them would just be rock</w:t>
       </w:r>
     </w:p>
     <w:sectPr>
